--- a/Composition_Test_cases.docx
+++ b/Composition_Test_cases.docx
@@ -1324,6 +1324,371 @@
                     <a:xfrm>
                       <a:off x="0" y="0"/>
                       <a:ext cx="5943600" cy="2204720"/>
+                    </a:xfrm>
+                    <a:prstGeom prst="rect">
+                      <a:avLst/>
+                    </a:prstGeom>
+                  </pic:spPr>
+                </pic:pic>
+              </a:graphicData>
+            </a:graphic>
+          </wp:inline>
+        </w:drawing>
+      </w:r>
+    </w:p>
+    <w:p/>
+    <w:p>
+      <w:r>
+        <w:lastRenderedPageBreak/>
+        <w:t xml:space="preserve">Dropping A new file: </w:t>
+      </w:r>
+      <w:r>
+        <w:t>CSP_MEMBER_EKIT_04222026190897.txt</w:t>
+      </w:r>
+    </w:p>
+    <w:p>
+      <w:r>
+        <w:t>Preprocessor</w:t>
+      </w:r>
+      <w:r>
+        <w:br/>
+      </w:r>
+      <w:r>
+        <w:drawing>
+          <wp:inline distT="0" distB="0" distL="0" distR="0" wp14:anchorId="5E2B6AE0" wp14:editId="5A7A8F47">
+            <wp:extent cx="5943600" cy="2976245"/>
+            <wp:effectExtent l="0" t="0" r="0" b="0"/>
+            <wp:docPr id="1595206634" name="Picture 1"/>
+            <wp:cNvGraphicFramePr>
+              <a:graphicFrameLocks xmlns:a="http://schemas.openxmlformats.org/drawingml/2006/main" noChangeAspect="1"/>
+            </wp:cNvGraphicFramePr>
+            <a:graphic xmlns:a="http://schemas.openxmlformats.org/drawingml/2006/main">
+              <a:graphicData uri="http://schemas.openxmlformats.org/drawingml/2006/picture">
+                <pic:pic xmlns:pic="http://schemas.openxmlformats.org/drawingml/2006/picture">
+                  <pic:nvPicPr>
+                    <pic:cNvPr id="1595206634" name=""/>
+                    <pic:cNvPicPr/>
+                  </pic:nvPicPr>
+                  <pic:blipFill>
+                    <a:blip r:embed="rId19"/>
+                    <a:stretch>
+                      <a:fillRect/>
+                    </a:stretch>
+                  </pic:blipFill>
+                  <pic:spPr>
+                    <a:xfrm>
+                      <a:off x="0" y="0"/>
+                      <a:ext cx="5943600" cy="2976245"/>
+                    </a:xfrm>
+                    <a:prstGeom prst="rect">
+                      <a:avLst/>
+                    </a:prstGeom>
+                  </pic:spPr>
+                </pic:pic>
+              </a:graphicData>
+            </a:graphic>
+          </wp:inline>
+        </w:drawing>
+      </w:r>
+    </w:p>
+    <w:p>
+      <w:r>
+        <w:t>Handler</w:t>
+      </w:r>
+      <w:r>
+        <w:br/>
+      </w:r>
+      <w:r>
+        <w:drawing>
+          <wp:inline distT="0" distB="0" distL="0" distR="0" wp14:anchorId="65E792D0" wp14:editId="493AC92B">
+            <wp:extent cx="5943600" cy="2995295"/>
+            <wp:effectExtent l="0" t="0" r="0" b="0"/>
+            <wp:docPr id="753513994" name="Picture 1"/>
+            <wp:cNvGraphicFramePr>
+              <a:graphicFrameLocks xmlns:a="http://schemas.openxmlformats.org/drawingml/2006/main" noChangeAspect="1"/>
+            </wp:cNvGraphicFramePr>
+            <a:graphic xmlns:a="http://schemas.openxmlformats.org/drawingml/2006/main">
+              <a:graphicData uri="http://schemas.openxmlformats.org/drawingml/2006/picture">
+                <pic:pic xmlns:pic="http://schemas.openxmlformats.org/drawingml/2006/picture">
+                  <pic:nvPicPr>
+                    <pic:cNvPr id="753513994" name=""/>
+                    <pic:cNvPicPr/>
+                  </pic:nvPicPr>
+                  <pic:blipFill>
+                    <a:blip r:embed="rId20"/>
+                    <a:stretch>
+                      <a:fillRect/>
+                    </a:stretch>
+                  </pic:blipFill>
+                  <pic:spPr>
+                    <a:xfrm>
+                      <a:off x="0" y="0"/>
+                      <a:ext cx="5943600" cy="2995295"/>
+                    </a:xfrm>
+                    <a:prstGeom prst="rect">
+                      <a:avLst/>
+                    </a:prstGeom>
+                  </pic:spPr>
+                </pic:pic>
+              </a:graphicData>
+            </a:graphic>
+          </wp:inline>
+        </w:drawing>
+      </w:r>
+      <w:r>
+        <w:br/>
+      </w:r>
+      <w:r>
+        <w:br/>
+      </w:r>
+      <w:r>
+        <w:lastRenderedPageBreak/>
+        <w:t>Composition</w:t>
+      </w:r>
+      <w:r>
+        <w:br/>
+      </w:r>
+      <w:r>
+        <w:drawing>
+          <wp:inline distT="0" distB="0" distL="0" distR="0" wp14:anchorId="75EB3721" wp14:editId="6128C4F0">
+            <wp:extent cx="5943600" cy="2957830"/>
+            <wp:effectExtent l="0" t="0" r="0" b="0"/>
+            <wp:docPr id="862641108" name="Picture 1"/>
+            <wp:cNvGraphicFramePr>
+              <a:graphicFrameLocks xmlns:a="http://schemas.openxmlformats.org/drawingml/2006/main" noChangeAspect="1"/>
+            </wp:cNvGraphicFramePr>
+            <a:graphic xmlns:a="http://schemas.openxmlformats.org/drawingml/2006/main">
+              <a:graphicData uri="http://schemas.openxmlformats.org/drawingml/2006/picture">
+                <pic:pic xmlns:pic="http://schemas.openxmlformats.org/drawingml/2006/picture">
+                  <pic:nvPicPr>
+                    <pic:cNvPr id="862641108" name=""/>
+                    <pic:cNvPicPr/>
+                  </pic:nvPicPr>
+                  <pic:blipFill>
+                    <a:blip r:embed="rId21"/>
+                    <a:stretch>
+                      <a:fillRect/>
+                    </a:stretch>
+                  </pic:blipFill>
+                  <pic:spPr>
+                    <a:xfrm>
+                      <a:off x="0" y="0"/>
+                      <a:ext cx="5943600" cy="2957830"/>
+                    </a:xfrm>
+                    <a:prstGeom prst="rect">
+                      <a:avLst/>
+                    </a:prstGeom>
+                  </pic:spPr>
+                </pic:pic>
+              </a:graphicData>
+            </a:graphic>
+          </wp:inline>
+        </w:drawing>
+      </w:r>
+    </w:p>
+    <w:p/>
+    <w:p>
+      <w:r>
+        <w:rPr>
+          <w:noProof/>
+        </w:rPr>
+        <w:drawing>
+          <wp:inline distT="0" distB="0" distL="0" distR="0" wp14:anchorId="74AC4D19" wp14:editId="417652E6">
+            <wp:extent cx="5943600" cy="2085975"/>
+            <wp:effectExtent l="0" t="0" r="0" b="9525"/>
+            <wp:docPr id="1589418595" name="Picture 1"/>
+            <wp:cNvGraphicFramePr>
+              <a:graphicFrameLocks xmlns:a="http://schemas.openxmlformats.org/drawingml/2006/main" noChangeAspect="1"/>
+            </wp:cNvGraphicFramePr>
+            <a:graphic xmlns:a="http://schemas.openxmlformats.org/drawingml/2006/main">
+              <a:graphicData uri="http://schemas.openxmlformats.org/drawingml/2006/picture">
+                <pic:pic xmlns:pic="http://schemas.openxmlformats.org/drawingml/2006/picture">
+                  <pic:nvPicPr>
+                    <pic:cNvPr id="1589418595" name=""/>
+                    <pic:cNvPicPr/>
+                  </pic:nvPicPr>
+                  <pic:blipFill>
+                    <a:blip r:embed="rId22"/>
+                    <a:stretch>
+                      <a:fillRect/>
+                    </a:stretch>
+                  </pic:blipFill>
+                  <pic:spPr>
+                    <a:xfrm>
+                      <a:off x="0" y="0"/>
+                      <a:ext cx="5943600" cy="2085975"/>
+                    </a:xfrm>
+                    <a:prstGeom prst="rect">
+                      <a:avLst/>
+                    </a:prstGeom>
+                  </pic:spPr>
+                </pic:pic>
+              </a:graphicData>
+            </a:graphic>
+          </wp:inline>
+        </w:drawing>
+      </w:r>
+    </w:p>
+    <w:p>
+      <w:r>
+        <w:rPr>
+          <w:noProof/>
+        </w:rPr>
+        <w:lastRenderedPageBreak/>
+        <w:drawing>
+          <wp:inline distT="0" distB="0" distL="0" distR="0" wp14:anchorId="34F1EA4D" wp14:editId="0E4322B1">
+            <wp:extent cx="5943600" cy="3024505"/>
+            <wp:effectExtent l="0" t="0" r="0" b="4445"/>
+            <wp:docPr id="647484744" name="Picture 1"/>
+            <wp:cNvGraphicFramePr>
+              <a:graphicFrameLocks xmlns:a="http://schemas.openxmlformats.org/drawingml/2006/main" noChangeAspect="1"/>
+            </wp:cNvGraphicFramePr>
+            <a:graphic xmlns:a="http://schemas.openxmlformats.org/drawingml/2006/main">
+              <a:graphicData uri="http://schemas.openxmlformats.org/drawingml/2006/picture">
+                <pic:pic xmlns:pic="http://schemas.openxmlformats.org/drawingml/2006/picture">
+                  <pic:nvPicPr>
+                    <pic:cNvPr id="647484744" name=""/>
+                    <pic:cNvPicPr/>
+                  </pic:nvPicPr>
+                  <pic:blipFill>
+                    <a:blip r:embed="rId23"/>
+                    <a:stretch>
+                      <a:fillRect/>
+                    </a:stretch>
+                  </pic:blipFill>
+                  <pic:spPr>
+                    <a:xfrm>
+                      <a:off x="0" y="0"/>
+                      <a:ext cx="5943600" cy="3024505"/>
+                    </a:xfrm>
+                    <a:prstGeom prst="rect">
+                      <a:avLst/>
+                    </a:prstGeom>
+                  </pic:spPr>
+                </pic:pic>
+              </a:graphicData>
+            </a:graphic>
+          </wp:inline>
+        </w:drawing>
+      </w:r>
+    </w:p>
+    <w:p/>
+    <w:p>
+      <w:r>
+        <w:rPr>
+          <w:noProof/>
+        </w:rPr>
+        <w:drawing>
+          <wp:inline distT="0" distB="0" distL="0" distR="0" wp14:anchorId="202F0C55" wp14:editId="577EC733">
+            <wp:extent cx="5943600" cy="2302510"/>
+            <wp:effectExtent l="0" t="0" r="0" b="2540"/>
+            <wp:docPr id="917677350" name="Picture 1"/>
+            <wp:cNvGraphicFramePr>
+              <a:graphicFrameLocks xmlns:a="http://schemas.openxmlformats.org/drawingml/2006/main" noChangeAspect="1"/>
+            </wp:cNvGraphicFramePr>
+            <a:graphic xmlns:a="http://schemas.openxmlformats.org/drawingml/2006/main">
+              <a:graphicData uri="http://schemas.openxmlformats.org/drawingml/2006/picture">
+                <pic:pic xmlns:pic="http://schemas.openxmlformats.org/drawingml/2006/picture">
+                  <pic:nvPicPr>
+                    <pic:cNvPr id="917677350" name=""/>
+                    <pic:cNvPicPr/>
+                  </pic:nvPicPr>
+                  <pic:blipFill>
+                    <a:blip r:embed="rId24"/>
+                    <a:stretch>
+                      <a:fillRect/>
+                    </a:stretch>
+                  </pic:blipFill>
+                  <pic:spPr>
+                    <a:xfrm>
+                      <a:off x="0" y="0"/>
+                      <a:ext cx="5943600" cy="2302510"/>
+                    </a:xfrm>
+                    <a:prstGeom prst="rect">
+                      <a:avLst/>
+                    </a:prstGeom>
+                  </pic:spPr>
+                </pic:pic>
+              </a:graphicData>
+            </a:graphic>
+          </wp:inline>
+        </w:drawing>
+      </w:r>
+      <w:r>
+        <w:br/>
+      </w:r>
+      <w:r>
+        <w:rPr>
+          <w:noProof/>
+        </w:rPr>
+        <w:drawing>
+          <wp:inline distT="0" distB="0" distL="0" distR="0" wp14:anchorId="77E95BEC" wp14:editId="445E5D57">
+            <wp:extent cx="5943600" cy="2092960"/>
+            <wp:effectExtent l="0" t="0" r="0" b="2540"/>
+            <wp:docPr id="1905596949" name="Picture 1"/>
+            <wp:cNvGraphicFramePr>
+              <a:graphicFrameLocks xmlns:a="http://schemas.openxmlformats.org/drawingml/2006/main" noChangeAspect="1"/>
+            </wp:cNvGraphicFramePr>
+            <a:graphic xmlns:a="http://schemas.openxmlformats.org/drawingml/2006/main">
+              <a:graphicData uri="http://schemas.openxmlformats.org/drawingml/2006/picture">
+                <pic:pic xmlns:pic="http://schemas.openxmlformats.org/drawingml/2006/picture">
+                  <pic:nvPicPr>
+                    <pic:cNvPr id="1905596949" name=""/>
+                    <pic:cNvPicPr/>
+                  </pic:nvPicPr>
+                  <pic:blipFill>
+                    <a:blip r:embed="rId25"/>
+                    <a:stretch>
+                      <a:fillRect/>
+                    </a:stretch>
+                  </pic:blipFill>
+                  <pic:spPr>
+                    <a:xfrm>
+                      <a:off x="0" y="0"/>
+                      <a:ext cx="5943600" cy="2092960"/>
+                    </a:xfrm>
+                    <a:prstGeom prst="rect">
+                      <a:avLst/>
+                    </a:prstGeom>
+                  </pic:spPr>
+                </pic:pic>
+              </a:graphicData>
+            </a:graphic>
+          </wp:inline>
+        </w:drawing>
+      </w:r>
+    </w:p>
+    <w:p>
+      <w:r>
+        <w:rPr>
+          <w:noProof/>
+        </w:rPr>
+        <w:lastRenderedPageBreak/>
+        <w:drawing>
+          <wp:inline distT="0" distB="0" distL="0" distR="0" wp14:anchorId="27D10E21" wp14:editId="44BB13FA">
+            <wp:extent cx="5943600" cy="2155825"/>
+            <wp:effectExtent l="0" t="0" r="0" b="0"/>
+            <wp:docPr id="132449924" name="Picture 1"/>
+            <wp:cNvGraphicFramePr>
+              <a:graphicFrameLocks xmlns:a="http://schemas.openxmlformats.org/drawingml/2006/main" noChangeAspect="1"/>
+            </wp:cNvGraphicFramePr>
+            <a:graphic xmlns:a="http://schemas.openxmlformats.org/drawingml/2006/main">
+              <a:graphicData uri="http://schemas.openxmlformats.org/drawingml/2006/picture">
+                <pic:pic xmlns:pic="http://schemas.openxmlformats.org/drawingml/2006/picture">
+                  <pic:nvPicPr>
+                    <pic:cNvPr id="132449924" name=""/>
+                    <pic:cNvPicPr/>
+                  </pic:nvPicPr>
+                  <pic:blipFill>
+                    <a:blip r:embed="rId26"/>
+                    <a:stretch>
+                      <a:fillRect/>
+                    </a:stretch>
+                  </pic:blipFill>
+                  <pic:spPr>
+                    <a:xfrm>
+                      <a:off x="0" y="0"/>
+                      <a:ext cx="5943600" cy="2155825"/>
                     </a:xfrm>
                     <a:prstGeom prst="rect">
                       <a:avLst/>
